--- a/backend/templates/service_note_advance.docx
+++ b/backend/templates/service_note_advance.docx
@@ -463,7 +463,7 @@
           <w:color w:val="6B7280"/>
           <w:sz w:val="20"/>
         </w:rPr>
-        <w:t>{% tr for item in items %}</w:t>
+        <w:t>{% for item in items %}</w:t>
       </w:r>
     </w:p>
     <w:p>
@@ -529,7 +529,67 @@
           <w:color w:val="6B7280"/>
           <w:sz w:val="20"/>
         </w:rPr>
-        <w:t>{% tr endfor %}</w:t>
+        <w:t>{% endfor %}</w:t>
+      </w:r>
+    </w:p>
+    <w:p>
+      <w:pPr>
+        <w:spacing w:before="80" w:after="40" w:line="276" w:lineRule="exact"/>
+        <w:jc w:val="both"/>
+      </w:pPr>
+      <w:r>
+        <w:rPr>
+          <w:rFonts w:ascii="Times New Roman" w:hAnsi="Times New Roman"/>
+          <w:b/>
+          <w:i w:val="0"/>
+          <w:sz w:val="24"/>
+        </w:rPr>
+        <w:t>Приложенные чеки:</w:t>
+      </w:r>
+    </w:p>
+    <w:p>
+      <w:pPr>
+        <w:spacing w:before="0" w:after="0" w:line="276" w:lineRule="exact"/>
+        <w:jc w:val="both"/>
+      </w:pPr>
+      <w:r>
+        <w:rPr>
+          <w:rFonts w:ascii="Times New Roman" w:hAnsi="Times New Roman"/>
+          <w:i/>
+          <w:color w:val="6B7280"/>
+          <w:sz w:val="20"/>
+        </w:rPr>
+        <w:t>{% for r in receipts %}</w:t>
+      </w:r>
+    </w:p>
+    <w:p>
+      <w:pPr>
+        <w:spacing w:before="0" w:after="40" w:line="276" w:lineRule="exact"/>
+        <w:jc w:val="both"/>
+      </w:pPr>
+      <w:r>
+        <w:rPr>
+          <w:rFonts w:ascii="Times New Roman" w:hAnsi="Times New Roman"/>
+          <w:b/>
+          <w:color w:val="1E40AF"/>
+          <w:sz w:val="24"/>
+        </w:rPr>
+        <w:t>{{ r }}</w:t>
+      </w:r>
+    </w:p>
+    <w:p>
+      <w:pPr>
+        <w:spacing w:before="0" w:after="120" w:line="276" w:lineRule="exact"/>
+        <w:jc w:val="both"/>
+      </w:pPr>
+      <w:r>
+        <w:rPr>
+          <w:rFonts w:ascii="Times New Roman" w:hAnsi="Times New Roman"/>
+          <w:i/>
+          <w:color w:val="6B7280"/>
+          <w:sz w:val="20"/>
+        </w:rPr>
+        <w:t>{% endfor %}</w:t>
       </w:r>
     </w:p>
     <w:p/>

--- a/backend/templates/service_note_advance.docx
+++ b/backend/templates/service_note_advance.docx
@@ -30,7 +30,7 @@
           <w:color w:val="1E40AF"/>
           <w:sz w:val="20"/>
         </w:rPr>
-        <w:t>{{синие переменные}}    — автоподстановка из БД</w:t>
+        <w:t>«синие переменные»    — автоподстановка из БД</w:t>
       </w:r>
     </w:p>
     <w:p>
@@ -45,7 +45,7 @@
           <w:color w:val="15803D"/>
           <w:sz w:val="20"/>
         </w:rPr>
-        <w:t>зелёный текст           — вариант 1 в условном блоке</w:t>
+        <w:t>зелёный текст         — вариант 1 в условном блоке</w:t>
       </w:r>
     </w:p>
     <w:p>
@@ -60,7 +60,7 @@
           <w:color w:val="C2410C"/>
           <w:sz w:val="20"/>
         </w:rPr>
-        <w:t>оранжевый текст         — вариант 2</w:t>
+        <w:t>оранжевый текст       — вариант 2</w:t>
       </w:r>
     </w:p>
     <w:p>
@@ -76,7 +76,7 @@
           <w:color w:val="6B7280"/>
           <w:sz w:val="20"/>
         </w:rPr>
-        <w:t>серые {% маркеры %}    — технические условия Jinja2 (не трогать)</w:t>
+        <w:t>серые «маркеры»       — технические условия Jinja2 (не трогать)</w:t>
       </w:r>
     </w:p>
     <w:p>

--- a/backend/templates/service_note_advance.docx
+++ b/backend/templates/service_note_advance.docx
@@ -559,13 +559,13 @@
           <w:color w:val="6B7280"/>
           <w:sz w:val="20"/>
         </w:rPr>
-        <w:t>{% for r in receipts %}</w:t>
+        <w:t>{%p for r in receipts %}</w:t>
       </w:r>
     </w:p>
     <w:p>
       <w:pPr>
-        <w:spacing w:before="0" w:after="40" w:line="276" w:lineRule="exact"/>
-        <w:jc w:val="both"/>
+        <w:spacing w:before="0" w:after="80" w:line="276" w:lineRule="exact"/>
+        <w:jc w:val="center"/>
       </w:pPr>
       <w:r>
         <w:rPr>
@@ -589,7 +589,7 @@
           <w:color w:val="6B7280"/>
           <w:sz w:val="20"/>
         </w:rPr>
-        <w:t>{% endfor %}</w:t>
+        <w:t>{%p endfor %}</w:t>
       </w:r>
     </w:p>
     <w:p/>

--- a/backend/templates/service_note_advance.docx
+++ b/backend/templates/service_note_advance.docx
@@ -547,51 +547,79 @@
         <w:t>Приложенные чеки:</w:t>
       </w:r>
     </w:p>
-    <w:p>
-      <w:pPr>
-        <w:spacing w:before="0" w:after="0" w:line="276" w:lineRule="exact"/>
-        <w:jc w:val="both"/>
-      </w:pPr>
-      <w:r>
-        <w:rPr>
-          <w:rFonts w:ascii="Times New Roman" w:hAnsi="Times New Roman"/>
-          <w:i/>
-          <w:color w:val="6B7280"/>
-          <w:sz w:val="20"/>
-        </w:rPr>
-        <w:t>{%p for r in receipts %}</w:t>
-      </w:r>
-    </w:p>
-    <w:p>
-      <w:pPr>
-        <w:spacing w:before="0" w:after="80" w:line="276" w:lineRule="exact"/>
-        <w:jc w:val="center"/>
-      </w:pPr>
-      <w:r>
-        <w:rPr>
-          <w:rFonts w:ascii="Times New Roman" w:hAnsi="Times New Roman"/>
-          <w:b/>
-          <w:color w:val="1E40AF"/>
-          <w:sz w:val="24"/>
-        </w:rPr>
-        <w:t>{{ r }}</w:t>
-      </w:r>
-    </w:p>
-    <w:p>
-      <w:pPr>
-        <w:spacing w:before="0" w:after="120" w:line="276" w:lineRule="exact"/>
-        <w:jc w:val="both"/>
-      </w:pPr>
-      <w:r>
-        <w:rPr>
-          <w:rFonts w:ascii="Times New Roman" w:hAnsi="Times New Roman"/>
-          <w:i/>
-          <w:color w:val="6B7280"/>
-          <w:sz w:val="20"/>
-        </w:rPr>
-        <w:t>{%p endfor %}</w:t>
-      </w:r>
-    </w:p>
+    <w:tbl>
+      <w:tblPr>
+        <w:tblW w:type="auto" w:w="0"/>
+        <w:tblLayout w:type="fixed"/>
+        <w:tblLook w:firstColumn="1" w:firstRow="1" w:lastColumn="0" w:lastRow="0" w:noHBand="0" w:noVBand="1" w:val="04A0"/>
+      </w:tblPr>
+      <w:tblGrid>
+        <w:gridCol w:w="4986"/>
+        <w:gridCol w:w="4986"/>
+      </w:tblGrid>
+      <w:tr>
+        <w:tc>
+          <w:tcPr>
+            <w:tcW w:type="dxa" w:w="3685"/>
+          </w:tcPr>
+          <w:p>
+            <w:r>
+              <w:rPr>
+                <w:rFonts w:ascii="Times New Roman" w:hAnsi="Times New Roman"/>
+                <w:i/>
+                <w:color w:val="6B7280"/>
+                <w:sz w:val="20"/>
+              </w:rPr>
+              <w:t>{% tr for pair in receipt_pairs %}</w:t>
+            </w:r>
+          </w:p>
+          <w:p>
+            <w:pPr>
+              <w:jc w:val="center"/>
+            </w:pPr>
+            <w:r>
+              <w:rPr>
+                <w:rFonts w:ascii="Times New Roman" w:hAnsi="Times New Roman"/>
+                <w:b/>
+                <w:color w:val="1E40AF"/>
+                <w:sz w:val="20"/>
+              </w:rPr>
+              <w:t>{{ pair.left }}</w:t>
+            </w:r>
+          </w:p>
+        </w:tc>
+        <w:tc>
+          <w:tcPr>
+            <w:tcW w:type="dxa" w:w="3685"/>
+          </w:tcPr>
+          <w:p>
+            <w:pPr>
+              <w:jc w:val="center"/>
+            </w:pPr>
+            <w:r>
+              <w:rPr>
+                <w:rFonts w:ascii="Times New Roman" w:hAnsi="Times New Roman"/>
+                <w:b/>
+                <w:color w:val="1E40AF"/>
+                <w:sz w:val="20"/>
+              </w:rPr>
+              <w:t>{{ pair.right }}</w:t>
+            </w:r>
+          </w:p>
+          <w:p>
+            <w:r>
+              <w:rPr>
+                <w:rFonts w:ascii="Times New Roman" w:hAnsi="Times New Roman"/>
+                <w:i/>
+                <w:color w:val="6B7280"/>
+                <w:sz w:val="20"/>
+              </w:rPr>
+              <w:t>{% tr endfor %}</w:t>
+            </w:r>
+          </w:p>
+        </w:tc>
+      </w:tr>
+    </w:tbl>
     <w:p/>
     <w:p>
       <w:pPr>

--- a/backend/templates/service_note_advance.docx
+++ b/backend/templates/service_note_advance.docx
@@ -534,7 +534,7 @@
     </w:p>
     <w:p>
       <w:pPr>
-        <w:spacing w:before="80" w:after="40" w:line="276" w:lineRule="exact"/>
+        <w:spacing w:before="120" w:after="40" w:line="276" w:lineRule="exact"/>
         <w:jc w:val="both"/>
       </w:pPr>
       <w:r>
@@ -547,79 +547,51 @@
         <w:t>Приложенные чеки:</w:t>
       </w:r>
     </w:p>
-    <w:tbl>
-      <w:tblPr>
-        <w:tblW w:type="auto" w:w="0"/>
-        <w:tblLayout w:type="fixed"/>
-        <w:tblLook w:firstColumn="1" w:firstRow="1" w:lastColumn="0" w:lastRow="0" w:noHBand="0" w:noVBand="1" w:val="04A0"/>
-      </w:tblPr>
-      <w:tblGrid>
-        <w:gridCol w:w="4986"/>
-        <w:gridCol w:w="4986"/>
-      </w:tblGrid>
-      <w:tr>
-        <w:tc>
-          <w:tcPr>
-            <w:tcW w:type="dxa" w:w="3685"/>
-          </w:tcPr>
-          <w:p>
-            <w:r>
-              <w:rPr>
-                <w:rFonts w:ascii="Times New Roman" w:hAnsi="Times New Roman"/>
-                <w:i/>
-                <w:color w:val="6B7280"/>
-                <w:sz w:val="20"/>
-              </w:rPr>
-              <w:t>{% tr for pair in receipt_pairs %}</w:t>
-            </w:r>
-          </w:p>
-          <w:p>
-            <w:pPr>
-              <w:jc w:val="center"/>
-            </w:pPr>
-            <w:r>
-              <w:rPr>
-                <w:rFonts w:ascii="Times New Roman" w:hAnsi="Times New Roman"/>
-                <w:b/>
-                <w:color w:val="1E40AF"/>
-                <w:sz w:val="20"/>
-              </w:rPr>
-              <w:t>{{ pair.left }}</w:t>
-            </w:r>
-          </w:p>
-        </w:tc>
-        <w:tc>
-          <w:tcPr>
-            <w:tcW w:type="dxa" w:w="3685"/>
-          </w:tcPr>
-          <w:p>
-            <w:pPr>
-              <w:jc w:val="center"/>
-            </w:pPr>
-            <w:r>
-              <w:rPr>
-                <w:rFonts w:ascii="Times New Roman" w:hAnsi="Times New Roman"/>
-                <w:b/>
-                <w:color w:val="1E40AF"/>
-                <w:sz w:val="20"/>
-              </w:rPr>
-              <w:t>{{ pair.right }}</w:t>
-            </w:r>
-          </w:p>
-          <w:p>
-            <w:r>
-              <w:rPr>
-                <w:rFonts w:ascii="Times New Roman" w:hAnsi="Times New Roman"/>
-                <w:i/>
-                <w:color w:val="6B7280"/>
-                <w:sz w:val="20"/>
-              </w:rPr>
-              <w:t>{% tr endfor %}</w:t>
-            </w:r>
-          </w:p>
-        </w:tc>
-      </w:tr>
-    </w:tbl>
+    <w:p>
+      <w:pPr>
+        <w:spacing w:before="0" w:after="0" w:line="276" w:lineRule="exact"/>
+        <w:jc w:val="both"/>
+      </w:pPr>
+      <w:r>
+        <w:rPr>
+          <w:rFonts w:ascii="Times New Roman" w:hAnsi="Times New Roman"/>
+          <w:i/>
+          <w:color w:val="6B7280"/>
+          <w:sz w:val="20"/>
+        </w:rPr>
+        <w:t>{% for r in receipts %}</w:t>
+      </w:r>
+    </w:p>
+    <w:p>
+      <w:pPr>
+        <w:spacing w:before="0" w:after="80" w:line="276" w:lineRule="exact"/>
+        <w:jc w:val="center"/>
+      </w:pPr>
+      <w:r>
+        <w:rPr>
+          <w:rFonts w:ascii="Times New Roman" w:hAnsi="Times New Roman"/>
+          <w:b/>
+          <w:color w:val="1E40AF"/>
+          <w:sz w:val="20"/>
+        </w:rPr>
+        <w:t>{{ r }}</w:t>
+      </w:r>
+    </w:p>
+    <w:p>
+      <w:pPr>
+        <w:spacing w:before="0" w:after="80" w:line="276" w:lineRule="exact"/>
+        <w:jc w:val="both"/>
+      </w:pPr>
+      <w:r>
+        <w:rPr>
+          <w:rFonts w:ascii="Times New Roman" w:hAnsi="Times New Roman"/>
+          <w:i/>
+          <w:color w:val="6B7280"/>
+          <w:sz w:val="20"/>
+        </w:rPr>
+        <w:t>{% endfor %}</w:t>
+      </w:r>
+    </w:p>
     <w:p/>
     <w:p>
       <w:pPr>

--- a/backend/templates/service_note_advance.docx
+++ b/backend/templates/service_note_advance.docx
@@ -547,51 +547,113 @@
         <w:t>Приложенные чеки:</w:t>
       </w:r>
     </w:p>
-    <w:p>
-      <w:pPr>
-        <w:spacing w:before="0" w:after="0" w:line="276" w:lineRule="exact"/>
-        <w:jc w:val="both"/>
-      </w:pPr>
-      <w:r>
-        <w:rPr>
-          <w:rFonts w:ascii="Times New Roman" w:hAnsi="Times New Roman"/>
-          <w:i/>
-          <w:color w:val="6B7280"/>
-          <w:sz w:val="20"/>
-        </w:rPr>
-        <w:t>{% for r in receipts %}</w:t>
-      </w:r>
-    </w:p>
-    <w:p>
-      <w:pPr>
-        <w:spacing w:before="0" w:after="80" w:line="276" w:lineRule="exact"/>
-        <w:jc w:val="center"/>
-      </w:pPr>
-      <w:r>
-        <w:rPr>
-          <w:rFonts w:ascii="Times New Roman" w:hAnsi="Times New Roman"/>
-          <w:b/>
-          <w:color w:val="1E40AF"/>
-          <w:sz w:val="20"/>
-        </w:rPr>
-        <w:t>{{ r }}</w:t>
-      </w:r>
-    </w:p>
-    <w:p>
-      <w:pPr>
-        <w:spacing w:before="0" w:after="80" w:line="276" w:lineRule="exact"/>
-        <w:jc w:val="both"/>
-      </w:pPr>
-      <w:r>
-        <w:rPr>
-          <w:rFonts w:ascii="Times New Roman" w:hAnsi="Times New Roman"/>
-          <w:i/>
-          <w:color w:val="6B7280"/>
-          <w:sz w:val="20"/>
-        </w:rPr>
-        <w:t>{% endfor %}</w:t>
-      </w:r>
-    </w:p>
+    <w:tbl>
+      <w:tblPr>
+        <w:tblW w:type="auto" w:w="0"/>
+        <w:tblLayout w:type="fixed"/>
+        <w:tblLook w:firstColumn="1" w:firstRow="1" w:lastColumn="0" w:lastRow="0" w:noHBand="0" w:noVBand="1" w:val="04A0"/>
+      </w:tblPr>
+      <w:tblGrid>
+        <w:gridCol w:w="4986"/>
+        <w:gridCol w:w="4986"/>
+      </w:tblGrid>
+      <w:tr>
+        <w:tc>
+          <w:tcPr>
+            <w:tcW w:type="dxa" w:w="4252"/>
+          </w:tcPr>
+          <w:p>
+            <w:pPr>
+              <w:jc w:val="center"/>
+            </w:pPr>
+            <w:r>
+              <w:rPr>
+                <w:rFonts w:ascii="Times New Roman" w:hAnsi="Times New Roman"/>
+                <w:i/>
+                <w:color w:val="6B7280"/>
+                <w:sz w:val="20"/>
+              </w:rPr>
+              <w:t>{% for r in left_receipts %}</w:t>
+            </w:r>
+          </w:p>
+          <w:p>
+            <w:pPr>
+              <w:jc w:val="center"/>
+            </w:pPr>
+            <w:r>
+              <w:rPr>
+                <w:rFonts w:ascii="Times New Roman" w:hAnsi="Times New Roman"/>
+                <w:b/>
+                <w:color w:val="1E40AF"/>
+                <w:sz w:val="20"/>
+              </w:rPr>
+              <w:t>{{ r }}</w:t>
+            </w:r>
+          </w:p>
+          <w:p>
+            <w:pPr>
+              <w:jc w:val="center"/>
+            </w:pPr>
+            <w:r>
+              <w:rPr>
+                <w:rFonts w:ascii="Times New Roman" w:hAnsi="Times New Roman"/>
+                <w:i/>
+                <w:color w:val="6B7280"/>
+                <w:sz w:val="20"/>
+              </w:rPr>
+              <w:t>{% endfor %}</w:t>
+            </w:r>
+          </w:p>
+        </w:tc>
+        <w:tc>
+          <w:tcPr>
+            <w:tcW w:type="dxa" w:w="4252"/>
+          </w:tcPr>
+          <w:p>
+            <w:pPr>
+              <w:jc w:val="center"/>
+            </w:pPr>
+            <w:r>
+              <w:rPr>
+                <w:rFonts w:ascii="Times New Roman" w:hAnsi="Times New Roman"/>
+                <w:i/>
+                <w:color w:val="6B7280"/>
+                <w:sz w:val="20"/>
+              </w:rPr>
+              <w:t>{% for r in right_receipts %}</w:t>
+            </w:r>
+          </w:p>
+          <w:p>
+            <w:pPr>
+              <w:jc w:val="center"/>
+            </w:pPr>
+            <w:r>
+              <w:rPr>
+                <w:rFonts w:ascii="Times New Roman" w:hAnsi="Times New Roman"/>
+                <w:b/>
+                <w:color w:val="1E40AF"/>
+                <w:sz w:val="20"/>
+              </w:rPr>
+              <w:t>{{ r }}</w:t>
+            </w:r>
+          </w:p>
+          <w:p>
+            <w:pPr>
+              <w:jc w:val="center"/>
+            </w:pPr>
+            <w:r>
+              <w:rPr>
+                <w:rFonts w:ascii="Times New Roman" w:hAnsi="Times New Roman"/>
+                <w:i/>
+                <w:color w:val="6B7280"/>
+                <w:sz w:val="20"/>
+              </w:rPr>
+              <w:t>{% endfor %}</w:t>
+            </w:r>
+          </w:p>
+        </w:tc>
+      </w:tr>
+    </w:tbl>
     <w:p/>
     <w:p>
       <w:pPr>
